--- a/server/tmp/agreements/TTR-TEST-READY/TTR-TEST-READY-unsigned.docx
+++ b/server/tmp/agreements/TTR-TEST-READY/TTR-TEST-READY-unsigned.docx
@@ -1060,12 +1060,68 @@
     </w:p>
     <w:p>
       <w:pPr>
-        <w:spacing w:after="50" w:line="247" w:lineRule="auto"/>
-      </w:pPr>
-      <w:r>
-        <w:t>Customer initials - 811/private utilities responsibility: [[OS_INITIAL_811]]</w:t>
+        <w:spacing w:after="40" w:line="247" w:lineRule="auto" w:before="0"/>
+      </w:pPr>
+      <w:r>
+        <w:rPr>
+          <w:sz w:val="21"/>
+        </w:rPr>
+        <w:t>Customer initials - 811/private utilities responsibility:</w:t>
       </w:r>
     </w:p>
+    <w:tbl>
+      <w:tblPr>
+        <w:tblW w:type="auto" w:w="0"/>
+        <w:jc w:val="left"/>
+        <w:tblLook w:firstColumn="1" w:firstRow="1" w:lastColumn="0" w:lastRow="0" w:noHBand="0" w:noVBand="1" w:val="04A0"/>
+        <w:tblBorders>
+          <w:top w:val="nil"/>
+          <w:left w:val="nil"/>
+          <w:bottom w:val="nil"/>
+          <w:right w:val="nil"/>
+          <w:insideH w:val="nil"/>
+          <w:insideV w:val="nil"/>
+        </w:tblBorders>
+      </w:tblPr>
+      <w:tblGrid>
+        <w:gridCol w:w="1584"/>
+      </w:tblGrid>
+      <w:tr>
+        <w:tc>
+          <w:tcPr>
+            <w:tcW w:type="dxa" w:w="1584"/>
+            <w:tcMar>
+              <w:left w:w="80" w:type="dxa"/>
+              <w:top w:w="40" w:type="dxa"/>
+              <w:right w:w="80" w:type="dxa"/>
+              <w:bottom w:w="40" w:type="dxa"/>
+            </w:tcMar>
+          </w:tcPr>
+          <w:p>
+            <w:pPr>
+              <w:spacing w:before="0" w:after="0"/>
+              <w:ind w:left="0"/>
+            </w:pPr>
+            <w:r/>
+            <w:r>
+              <w:rPr>
+                <w:rFonts w:ascii="Courier New" w:hAnsi="Courier New"/>
+                <w:sz w:val="21"/>
+              </w:rPr>
+              <w:t xml:space="preserve">[     ] </w:t>
+            </w:r>
+            <w:r>
+              <w:rPr>
+                <w:rFonts w:ascii="Courier New" w:hAnsi="Courier New"/>
+                <w:color w:val="FFFFFF"/>
+                <w:sz w:val="2"/>
+              </w:rPr>
+              <w:t>[[OS_INITIAL_811]]</w:t>
+            </w:r>
+          </w:p>
+        </w:tc>
+      </w:tr>
+    </w:tbl>
     <w:p>
       <w:pPr>
         <w:spacing w:after="50" w:line="247" w:lineRule="auto"/>
@@ -1614,12 +1670,68 @@
     </w:p>
     <w:p>
       <w:pPr>
-        <w:spacing w:after="50" w:line="247" w:lineRule="auto"/>
-      </w:pPr>
-      <w:r>
-        <w:t>Customer initials - tutorial is not professional training: [[OS_INITIAL_TUTORIAL]]</w:t>
+        <w:spacing w:after="40" w:line="247" w:lineRule="auto" w:before="0"/>
+      </w:pPr>
+      <w:r>
+        <w:rPr>
+          <w:sz w:val="21"/>
+        </w:rPr>
+        <w:t>Customer initials - tutorial is not professional training:</w:t>
       </w:r>
     </w:p>
+    <w:tbl>
+      <w:tblPr>
+        <w:tblW w:type="auto" w:w="0"/>
+        <w:jc w:val="left"/>
+        <w:tblLook w:firstColumn="1" w:firstRow="1" w:lastColumn="0" w:lastRow="0" w:noHBand="0" w:noVBand="1" w:val="04A0"/>
+        <w:tblBorders>
+          <w:top w:val="nil"/>
+          <w:left w:val="nil"/>
+          <w:bottom w:val="nil"/>
+          <w:right w:val="nil"/>
+          <w:insideH w:val="nil"/>
+          <w:insideV w:val="nil"/>
+        </w:tblBorders>
+      </w:tblPr>
+      <w:tblGrid>
+        <w:gridCol w:w="1584"/>
+      </w:tblGrid>
+      <w:tr>
+        <w:tc>
+          <w:tcPr>
+            <w:tcW w:type="dxa" w:w="1584"/>
+            <w:tcMar>
+              <w:left w:w="80" w:type="dxa"/>
+              <w:top w:w="40" w:type="dxa"/>
+              <w:right w:w="80" w:type="dxa"/>
+              <w:bottom w:w="40" w:type="dxa"/>
+            </w:tcMar>
+          </w:tcPr>
+          <w:p>
+            <w:pPr>
+              <w:spacing w:before="0" w:after="0"/>
+              <w:ind w:left="0"/>
+            </w:pPr>
+            <w:r/>
+            <w:r>
+              <w:rPr>
+                <w:rFonts w:ascii="Courier New" w:hAnsi="Courier New"/>
+                <w:sz w:val="21"/>
+              </w:rPr>
+              <w:t xml:space="preserve">[     ] </w:t>
+            </w:r>
+            <w:r>
+              <w:rPr>
+                <w:rFonts w:ascii="Courier New" w:hAnsi="Courier New"/>
+                <w:color w:val="FFFFFF"/>
+                <w:sz w:val="2"/>
+              </w:rPr>
+              <w:t>[[OS_INITIAL_TUTORIAL]]</w:t>
+            </w:r>
+          </w:p>
+        </w:tc>
+      </w:tr>
+    </w:tbl>
     <w:p>
       <w:pPr>
         <w:spacing w:after="50" w:line="247" w:lineRule="auto"/>
@@ -2083,12 +2195,68 @@
     </w:p>
     <w:p>
       <w:pPr>
-        <w:spacing w:after="50" w:line="247" w:lineRule="auto"/>
-      </w:pPr>
-      <w:r>
-        <w:t>Customer initials - damage waiver limits: [[OS_INITIAL_DAMAGE_WAIVER]]</w:t>
+        <w:spacing w:after="40" w:line="247" w:lineRule="auto" w:before="0"/>
+      </w:pPr>
+      <w:r>
+        <w:rPr>
+          <w:sz w:val="21"/>
+        </w:rPr>
+        <w:t>Customer initials - damage waiver limits:</w:t>
       </w:r>
     </w:p>
+    <w:tbl>
+      <w:tblPr>
+        <w:tblW w:type="auto" w:w="0"/>
+        <w:jc w:val="left"/>
+        <w:tblLook w:firstColumn="1" w:firstRow="1" w:lastColumn="0" w:lastRow="0" w:noHBand="0" w:noVBand="1" w:val="04A0"/>
+        <w:tblBorders>
+          <w:top w:val="nil"/>
+          <w:left w:val="nil"/>
+          <w:bottom w:val="nil"/>
+          <w:right w:val="nil"/>
+          <w:insideH w:val="nil"/>
+          <w:insideV w:val="nil"/>
+        </w:tblBorders>
+      </w:tblPr>
+      <w:tblGrid>
+        <w:gridCol w:w="1584"/>
+      </w:tblGrid>
+      <w:tr>
+        <w:tc>
+          <w:tcPr>
+            <w:tcW w:type="dxa" w:w="1584"/>
+            <w:tcMar>
+              <w:left w:w="80" w:type="dxa"/>
+              <w:top w:w="40" w:type="dxa"/>
+              <w:right w:w="80" w:type="dxa"/>
+              <w:bottom w:w="40" w:type="dxa"/>
+            </w:tcMar>
+          </w:tcPr>
+          <w:p>
+            <w:pPr>
+              <w:spacing w:before="0" w:after="0"/>
+              <w:ind w:left="0"/>
+            </w:pPr>
+            <w:r/>
+            <w:r>
+              <w:rPr>
+                <w:rFonts w:ascii="Courier New" w:hAnsi="Courier New"/>
+                <w:sz w:val="21"/>
+              </w:rPr>
+              <w:t xml:space="preserve">[     ] </w:t>
+            </w:r>
+            <w:r>
+              <w:rPr>
+                <w:rFonts w:ascii="Courier New" w:hAnsi="Courier New"/>
+                <w:color w:val="FFFFFF"/>
+                <w:sz w:val="2"/>
+              </w:rPr>
+              <w:t>[[OS_INITIAL_DAMAGE_WAIVER]]</w:t>
+            </w:r>
+          </w:p>
+        </w:tc>
+      </w:tr>
+    </w:tbl>
     <w:p>
       <w:pPr>
         <w:spacing w:after="50" w:line="247" w:lineRule="auto"/>
@@ -2438,10 +2606,141 @@
       <w:pPr>
         <w:spacing w:after="50" w:line="247" w:lineRule="auto"/>
       </w:pPr>
-      <w:r>
-        <w:t>Customer signature: [[OS_SIGNATURE_CUSTOMER]]     Date signed: [[OS_DATE_SIGNED]]</w:t>
-      </w:r>
+      <w:r/>
     </w:p>
+    <w:tbl>
+      <w:tblPr>
+        <w:tblW w:type="auto" w:w="0"/>
+        <w:jc w:val="left"/>
+        <w:tblLook w:firstColumn="1" w:firstRow="1" w:lastColumn="0" w:lastRow="0" w:noHBand="0" w:noVBand="1" w:val="04A0"/>
+        <w:tblBorders>
+          <w:top w:val="nil"/>
+          <w:left w:val="nil"/>
+          <w:bottom w:val="nil"/>
+          <w:right w:val="nil"/>
+          <w:insideH w:val="nil"/>
+          <w:insideV w:val="nil"/>
+        </w:tblBorders>
+      </w:tblPr>
+      <w:tblGrid>
+        <w:gridCol w:w="2520"/>
+        <w:gridCol w:w="2520"/>
+        <w:gridCol w:w="2520"/>
+        <w:gridCol w:w="2520"/>
+      </w:tblGrid>
+      <w:tr>
+        <w:tc>
+          <w:tcPr>
+            <w:tcW w:type="dxa" w:w="1944"/>
+            <w:tcMar>
+              <w:left w:w="60" w:type="dxa"/>
+              <w:top w:w="20" w:type="dxa"/>
+              <w:right w:w="60" w:type="dxa"/>
+              <w:bottom w:w="20" w:type="dxa"/>
+            </w:tcMar>
+          </w:tcPr>
+          <w:p>
+            <w:pPr>
+              <w:spacing w:before="0" w:after="0"/>
+            </w:pPr>
+            <w:r/>
+            <w:r>
+              <w:rPr>
+                <w:sz w:val="21"/>
+              </w:rPr>
+              <w:t>Customer signature:</w:t>
+            </w:r>
+          </w:p>
+        </w:tc>
+        <w:tc>
+          <w:tcPr>
+            <w:tcW w:type="dxa" w:w="4464"/>
+            <w:tcMar>
+              <w:left w:w="60" w:type="dxa"/>
+              <w:top w:w="20" w:type="dxa"/>
+              <w:right w:w="60" w:type="dxa"/>
+              <w:bottom w:w="20" w:type="dxa"/>
+            </w:tcMar>
+          </w:tcPr>
+          <w:p>
+            <w:pPr>
+              <w:spacing w:before="0" w:after="0"/>
+            </w:pPr>
+            <w:r/>
+            <w:r>
+              <w:rPr>
+                <w:rFonts w:ascii="Courier New" w:hAnsi="Courier New"/>
+                <w:sz w:val="21"/>
+              </w:rPr>
+              <w:t xml:space="preserve">________________________ </w:t>
+            </w:r>
+            <w:r>
+              <w:rPr>
+                <w:rFonts w:ascii="Courier New" w:hAnsi="Courier New"/>
+                <w:color w:val="FFFFFF"/>
+                <w:sz w:val="2"/>
+              </w:rPr>
+              <w:t>[[OS_SIGNATURE_CUSTOMER]]</w:t>
+            </w:r>
+          </w:p>
+        </w:tc>
+        <w:tc>
+          <w:tcPr>
+            <w:tcW w:type="dxa" w:w="1440"/>
+            <w:tcMar>
+              <w:left w:w="60" w:type="dxa"/>
+              <w:top w:w="20" w:type="dxa"/>
+              <w:right w:w="60" w:type="dxa"/>
+              <w:bottom w:w="20" w:type="dxa"/>
+            </w:tcMar>
+          </w:tcPr>
+          <w:p>
+            <w:pPr>
+              <w:spacing w:before="0" w:after="0"/>
+            </w:pPr>
+            <w:r/>
+            <w:r>
+              <w:rPr>
+                <w:sz w:val="21"/>
+              </w:rPr>
+              <w:t>Date signed:</w:t>
+            </w:r>
+          </w:p>
+        </w:tc>
+        <w:tc>
+          <w:tcPr>
+            <w:tcW w:type="dxa" w:w="2232"/>
+            <w:tcMar>
+              <w:left w:w="60" w:type="dxa"/>
+              <w:top w:w="20" w:type="dxa"/>
+              <w:right w:w="60" w:type="dxa"/>
+              <w:bottom w:w="20" w:type="dxa"/>
+            </w:tcMar>
+          </w:tcPr>
+          <w:p>
+            <w:pPr>
+              <w:spacing w:before="0" w:after="0"/>
+            </w:pPr>
+            <w:r/>
+            <w:r>
+              <w:rPr>
+                <w:rFonts w:ascii="Courier New" w:hAnsi="Courier New"/>
+                <w:sz w:val="21"/>
+              </w:rPr>
+              <w:t xml:space="preserve">____________ </w:t>
+            </w:r>
+            <w:r>
+              <w:rPr>
+                <w:rFonts w:ascii="Courier New" w:hAnsi="Courier New"/>
+                <w:color w:val="FFFFFF"/>
+                <w:sz w:val="2"/>
+              </w:rPr>
+              <w:t>[[OS_DATE_SIGNED]]</w:t>
+            </w:r>
+          </w:p>
+        </w:tc>
+      </w:tr>
+    </w:tbl>
     <w:p>
       <w:pPr>
         <w:spacing w:after="50" w:line="247" w:lineRule="auto"/>
